--- a/design_docs.docx
+++ b/design_docs.docx
@@ -5533,7 +5533,7 @@
           </w:tcPr>
           <w:p>
             <w:r>
-              <w:t>기획 확정, Flutter 프로젝트 초기 세팅, 백엔드 크롤링 프로토타입</w:t>
+              <w:t>기획 확정, FVM+Flutter 셋업, 백엔드 크롤링 프로토타입</w:t>
             </w:r>
           </w:p>
         </w:tc>
@@ -5673,7 +5673,7 @@
           </w:tcPr>
           <w:p>
             <w:r>
-              <w:t>UI 구현: 스코어보드, 경기 상세 화면, 하단 네비게이션</w:t>
+              <w:t>UI 구현: 스코어보드, 경기 상세(문자중계/박스스코어), 하단 네비게이션</w:t>
             </w:r>
           </w:p>
         </w:tc>
@@ -5813,7 +5813,7 @@
           </w:tcPr>
           <w:p>
             <w:r>
-              <w:t>핵심 기능: 실시간 스코어보드, 문자중계 연동</w:t>
+              <w:t>핵심 기능: 실시간 스코어보드, 문자중계 API 연동</w:t>
             </w:r>
           </w:p>
         </w:tc>
@@ -5953,7 +5953,7 @@
           </w:tcPr>
           <w:p>
             <w:r>
-              <w:t>핵심 기능: 박스스코어, 라인업 + 백엔드 API 완성 + AWS 배포</w:t>
+              <w:t>핵심 기능: 박스스코어, 라인업, 마이팀 선수 기록 + 백엔드 API 완성 + AWS 배포</w:t>
             </w:r>
           </w:p>
         </w:tc>
@@ -6093,7 +6093,7 @@
           </w:tcPr>
           <w:p>
             <w:r>
-              <w:t>선택 기능(푸시 알림, 일정/순위) + 테스트 및 버그 수정</w:t>
+              <w:t>선택 기능(푸시 알림, 일정/순위, 위젯) + 테스트 및 버그 수정</w:t>
             </w:r>
           </w:p>
         </w:tc>
@@ -6233,7 +6233,7 @@
           </w:tcPr>
           <w:p>
             <w:r>
-              <w:t>최종 완성, 디자인 다듬기, 발표 자료 준비</w:t>
+              <w:t>최종 완성, 디자인 다듬기, 앱스토어 출시 준비, 발표 자료</w:t>
             </w:r>
           </w:p>
         </w:tc>
